--- a/submission-report.docx
+++ b/submission-report.docx
@@ -19,7 +19,7 @@
         </w:numPr>
       </w:pPr>
       <w:r>
-        <w:t xml:space="preserve">Submission generated at 10/07/2026 at 23:14:13</w:t>
+        <w:t xml:space="preserve">Submission generated at 10/07/2026 at 23:24:36</w:t>
       </w:r>
     </w:p>
     <w:p>
@@ -30,7 +30,7 @@
         </w:numPr>
       </w:pPr>
       <w:r>
-        <w:t xml:space="preserve">Machine info: Linux runnervm8df0l 6.17.0-1022-azure #22-Ubuntu SMP Mon Jul 27 17:24:03 UTC 2026 x86_64 x86_64 x86_64 GNU/Linux</w:t>
+        <w:t xml:space="preserve">Machine info: Linux runnervmmprz5 6.17.0-1022-azure #22-Ubuntu SMP Mon Jul 27 17:24:03 UTC 2026 x86_64 x86_64 x86_64 GNU/Linux</w:t>
       </w:r>
     </w:p>
     <w:bookmarkStart w:id="20" w:name="note-to-students"/>
@@ -74836,7 +74836,7 @@
         <w:pStyle w:val="FirstParagraph"/>
       </w:pPr>
       <w:r>
-        <w:t xml:space="preserve">Report generated on 10/07/2026 at 23:14:27</w:t>
+        <w:t xml:space="preserve">Report generated on 10/07/2026 at 23:24:50</w:t>
       </w:r>
     </w:p>
     <w:p>
@@ -74861,7 +74861,7 @@
         <w:pStyle w:val="FirstParagraph"/>
       </w:pPr>
       <w:r>
-        <w:t xml:space="preserve">SHA-256 Hash of the report: 441dfee9c5ab347aa7940a7d087b90b4605d7035392051265b2522a8d32a1cc5</w:t>
+        <w:t xml:space="preserve">SHA-256 Hash of the report: ee95175347de6e8dbd8ecb4d00cc4f0c27fcb8f4c5d3fc96758545053a8ca8e3</w:t>
       </w:r>
     </w:p>
     <w:p>
